--- a/EXPORTS/DOCX/published/niveau3/Dutch/RijksmuseumAmsterdam.docx
+++ b/EXPORTS/DOCX/published/niveau3/Dutch/RijksmuseumAmsterdam.docx
@@ -628,56 +628,8 @@
           <w:i w:val="0"/>
           <w:color w:val="0000FF"/>
           <w:sz w:val="24"/>
-          <w:u w:val="single"/>
         </w:rPr>
-        <w:hyperlink r:id="rId10" w:history="1">
-          <w:r>
-            <w:rPr>
-              <w:rStyle w:val="Hyperlink"/>
-            </w:rPr>
-            <w:t>Ko</w:t>
-          </w:r>
-        </w:hyperlink>
-      </w:r>
-      <w:r>
-        <w:rPr>
-          <w:rFonts w:ascii="Charis SIL Regular" w:hAnsi="Charis SIL Regular" w:eastAsia="Charis SIL Regular"/>
-          <w:b w:val="0"/>
-          <w:i w:val="0"/>
-          <w:color w:val="0000FF"/>
-          <w:sz w:val="24"/>
-          <w:u w:val="single"/>
-        </w:rPr>
-        <w:hyperlink r:id="rId10" w:history="1">
-          <w:r>
-            <w:rPr>
-              <w:rStyle w:val="Hyperlink"/>
-            </w:rPr>
-            <w:t>ninklijk</w:t>
-          </w:r>
-        </w:hyperlink>
-      </w:r>
-      <w:r>
-        <w:rPr>
-          <w:rFonts w:ascii="Charis SIL Regular" w:hAnsi="Charis SIL Regular" w:eastAsia="Charis SIL Regular"/>
-          <w:b w:val="0"/>
-          <w:i w:val="0"/>
-          <w:color w:val="0000FF"/>
-          <w:sz w:val="24"/>
-          <w:u w:val="single"/>
-        </w:rPr>
-        <w:t xml:space="preserve"> </w:t>
-      </w:r>
-      <w:r>
-        <w:rPr>
-          <w:rFonts w:ascii="Charis SIL Regular" w:hAnsi="Charis SIL Regular" w:eastAsia="Charis SIL Regular"/>
-          <w:b w:val="0"/>
-          <w:i w:val="0"/>
-          <w:color w:val="0000FF"/>
-          <w:sz w:val="24"/>
-          <w:u w:val="single"/>
-        </w:rPr>
-        <w:t>K</w:t>
+        <w:t>Koninklijk K</w:t>
       </w:r>
       <w:r>
         <w:rPr>
@@ -799,7 +751,7 @@
           <w:sz w:val="24"/>
           <w:u w:val="single"/>
         </w:rPr>
-        <w:hyperlink r:id="rId12" w:history="1">
+        <w:hyperlink r:id="rId11" w:history="1">
           <w:r>
             <w:rPr>
               <w:rStyle w:val="Hyperlink"/>
@@ -817,7 +769,7 @@
           <w:sz w:val="24"/>
           <w:u w:val="single"/>
         </w:rPr>
-        <w:hyperlink r:id="rId12" w:history="1">
+        <w:hyperlink r:id="rId11" w:history="1">
           <w:r>
             <w:rPr>
               <w:rStyle w:val="Hyperlink"/>
@@ -835,7 +787,7 @@
           <w:sz w:val="24"/>
           <w:u w:val="single"/>
         </w:rPr>
-        <w:hyperlink r:id="rId12" w:history="1">
+        <w:hyperlink r:id="rId11" w:history="1">
           <w:r>
             <w:rPr>
               <w:rStyle w:val="Hyperlink"/>
@@ -871,7 +823,7 @@
           <w:sz w:val="24"/>
           <w:u w:val="single"/>
         </w:rPr>
-        <w:hyperlink r:id="rId12" w:history="1">
+        <w:hyperlink r:id="rId11" w:history="1">
           <w:r>
             <w:rPr>
               <w:rStyle w:val="Hyperlink"/>
@@ -965,7 +917,7 @@
           <w:sz w:val="24"/>
           <w:u w:val="single"/>
         </w:rPr>
-        <w:hyperlink r:id="rId11" w:history="1">
+        <w:hyperlink r:id="rId12" w:history="1">
           <w:r>
             <w:rPr>
               <w:rStyle w:val="Hyperlink"/>
@@ -1119,32 +1071,7 @@
           <w:color w:val="000000"/>
           <w:sz w:val="24"/>
         </w:rPr>
-        <w:hyperlink r:id="rId12" w:history="1">
-          <w:r>
-            <w:rPr>
-              <w:rStyle w:val="Hyperlink"/>
-            </w:rPr>
-            <w:t>Rijksmuseu</w:t>
-          </w:r>
-        </w:hyperlink>
-      </w:r>
-      <w:r>
-        <w:rPr>
-          <w:u w:val="single" w:color="0000ff"/>
-          <w:rFonts w:ascii="Charis SIL Regular" w:hAnsi="Charis SIL Regular" w:eastAsia="Charis SIL Regular"/>
-          <w:b w:val="0"/>
-          <w:i w:val="0"/>
-          <w:color w:val="000000"/>
-          <w:sz w:val="24"/>
-        </w:rPr>
-        <w:hyperlink r:id="rId12" w:history="1">
-          <w:r>
-            <w:rPr>
-              <w:rStyle w:val="Hyperlink"/>
-            </w:rPr>
-            <w:t>m. I</w:t>
-          </w:r>
-        </w:hyperlink>
+        <w:t>Rijksmuseum. I</w:t>
       </w:r>
       <w:r>
         <w:rPr>

--- a/EXPORTS/DOCX/published/niveau3/Dutch/RijksmuseumAmsterdam.docx
+++ b/EXPORTS/DOCX/published/niveau3/Dutch/RijksmuseumAmsterdam.docx
@@ -628,8 +628,56 @@
           <w:i w:val="0"/>
           <w:color w:val="0000FF"/>
           <w:sz w:val="24"/>
+          <w:u w:val="single"/>
         </w:rPr>
-        <w:t>Koninklijk K</w:t>
+        <w:hyperlink r:id="rId11" w:history="1">
+          <w:r>
+            <w:rPr>
+              <w:rStyle w:val="Hyperlink"/>
+            </w:rPr>
+            <w:t>Ko</w:t>
+          </w:r>
+        </w:hyperlink>
+      </w:r>
+      <w:r>
+        <w:rPr>
+          <w:rFonts w:ascii="Charis SIL Regular" w:hAnsi="Charis SIL Regular" w:eastAsia="Charis SIL Regular"/>
+          <w:b w:val="0"/>
+          <w:i w:val="0"/>
+          <w:color w:val="0000FF"/>
+          <w:sz w:val="24"/>
+          <w:u w:val="single"/>
+        </w:rPr>
+        <w:hyperlink r:id="rId10" w:history="1">
+          <w:r>
+            <w:rPr>
+              <w:rStyle w:val="Hyperlink"/>
+            </w:rPr>
+            <w:t>ninklijk</w:t>
+          </w:r>
+        </w:hyperlink>
+      </w:r>
+      <w:r>
+        <w:rPr>
+          <w:rFonts w:ascii="Charis SIL Regular" w:hAnsi="Charis SIL Regular" w:eastAsia="Charis SIL Regular"/>
+          <w:b w:val="0"/>
+          <w:i w:val="0"/>
+          <w:color w:val="0000FF"/>
+          <w:sz w:val="24"/>
+          <w:u w:val="single"/>
+        </w:rPr>
+        <w:t xml:space="preserve"> </w:t>
+      </w:r>
+      <w:r>
+        <w:rPr>
+          <w:rFonts w:ascii="Charis SIL Regular" w:hAnsi="Charis SIL Regular" w:eastAsia="Charis SIL Regular"/>
+          <w:b w:val="0"/>
+          <w:i w:val="0"/>
+          <w:color w:val="0000FF"/>
+          <w:sz w:val="24"/>
+          <w:u w:val="single"/>
+        </w:rPr>
+        <w:t>K</w:t>
       </w:r>
       <w:r>
         <w:rPr>
@@ -888,7 +936,7 @@
           <w:sz w:val="24"/>
           <w:u w:val="single"/>
         </w:rPr>
-        <w:hyperlink r:id="rId11" w:history="1">
+        <w:hyperlink r:id="rId12" w:history="1">
           <w:r>
             <w:rPr>
               <w:rStyle w:val="Hyperlink"/>
@@ -1071,7 +1119,32 @@
           <w:color w:val="000000"/>
           <w:sz w:val="24"/>
         </w:rPr>
-        <w:t>Rijksmuseum. I</w:t>
+        <w:hyperlink r:id="rId12" w:history="1">
+          <w:r>
+            <w:rPr>
+              <w:rStyle w:val="Hyperlink"/>
+            </w:rPr>
+            <w:t>Rijksmuseu</w:t>
+          </w:r>
+        </w:hyperlink>
+      </w:r>
+      <w:r>
+        <w:rPr>
+          <w:u w:val="single" w:color="0000ff"/>
+          <w:rFonts w:ascii="Charis SIL Regular" w:hAnsi="Charis SIL Regular" w:eastAsia="Charis SIL Regular"/>
+          <w:b w:val="0"/>
+          <w:i w:val="0"/>
+          <w:color w:val="000000"/>
+          <w:sz w:val="24"/>
+        </w:rPr>
+        <w:hyperlink r:id="rId12" w:history="1">
+          <w:r>
+            <w:rPr>
+              <w:rStyle w:val="Hyperlink"/>
+            </w:rPr>
+            <w:t>m. I</w:t>
+          </w:r>
+        </w:hyperlink>
       </w:r>
       <w:r>
         <w:rPr>

--- a/EXPORTS/DOCX/published/niveau3/Dutch/RijksmuseumAmsterdam.docx
+++ b/EXPORTS/DOCX/published/niveau3/Dutch/RijksmuseumAmsterdam.docx
@@ -630,7 +630,7 @@
           <w:sz w:val="24"/>
           <w:u w:val="single"/>
         </w:rPr>
-        <w:hyperlink r:id="rId11" w:history="1">
+        <w:hyperlink r:id="rId10" w:history="1">
           <w:r>
             <w:rPr>
               <w:rStyle w:val="Hyperlink"/>
@@ -677,7 +677,14 @@
           <w:sz w:val="24"/>
           <w:u w:val="single"/>
         </w:rPr>
-        <w:t>K</w:t>
+        <w:hyperlink r:id="rId11" w:history="1">
+          <w:r>
+            <w:rPr>
+              <w:rStyle w:val="Hyperlink"/>
+            </w:rPr>
+            <w:t>K</w:t>
+          </w:r>
+        </w:hyperlink>
       </w:r>
       <w:r>
         <w:rPr>
@@ -688,7 +695,7 @@
           <w:sz w:val="24"/>
           <w:u w:val="single"/>
         </w:rPr>
-        <w:hyperlink r:id="rId10" w:history="1">
+        <w:hyperlink r:id="rId11" w:history="1">
           <w:r>
             <w:rPr>
               <w:rStyle w:val="Hyperlink"/>
@@ -799,7 +806,7 @@
           <w:sz w:val="24"/>
           <w:u w:val="single"/>
         </w:rPr>
-        <w:hyperlink r:id="rId11" w:history="1">
+        <w:hyperlink r:id="rId12" w:history="1">
           <w:r>
             <w:rPr>
               <w:rStyle w:val="Hyperlink"/>
@@ -817,7 +824,7 @@
           <w:sz w:val="24"/>
           <w:u w:val="single"/>
         </w:rPr>
-        <w:hyperlink r:id="rId11" w:history="1">
+        <w:hyperlink r:id="rId12" w:history="1">
           <w:r>
             <w:rPr>
               <w:rStyle w:val="Hyperlink"/>
@@ -936,7 +943,7 @@
           <w:sz w:val="24"/>
           <w:u w:val="single"/>
         </w:rPr>
-        <w:hyperlink r:id="rId12" w:history="1">
+        <w:hyperlink r:id="rId11" w:history="1">
           <w:r>
             <w:rPr>
               <w:rStyle w:val="Hyperlink"/>
@@ -965,7 +972,7 @@
           <w:sz w:val="24"/>
           <w:u w:val="single"/>
         </w:rPr>
-        <w:hyperlink r:id="rId12" w:history="1">
+        <w:hyperlink r:id="rId11" w:history="1">
           <w:r>
             <w:rPr>
               <w:rStyle w:val="Hyperlink"/>
@@ -1119,14 +1126,7 @@
           <w:color w:val="000000"/>
           <w:sz w:val="24"/>
         </w:rPr>
-        <w:hyperlink r:id="rId12" w:history="1">
-          <w:r>
-            <w:rPr>
-              <w:rStyle w:val="Hyperlink"/>
-            </w:rPr>
-            <w:t>Rijksmuseu</w:t>
-          </w:r>
-        </w:hyperlink>
+        <w:t>Rijksmuseu</w:t>
       </w:r>
       <w:r>
         <w:rPr>
